--- a/Pharmacology I Exam 1/pharm-exam-1-what-to-star.docx
+++ b/Pharmacology I Exam 1/pharm-exam-1-what-to-star.docx
@@ -597,7 +597,7 @@
           <w:b w:val="0"/>
           <w:i w:val="0"/>
         </w:rPr>
-        <w:t xml:space="preserve"> (whose QT risk runs mostly through the hypokalaemia and hypomagnesaemia it causes). He flagged it the first time it appeared and again three minutes later.</w:t>
+        <w:t xml:space="preserve"> (whose QT risk runs mostly through the hypokalemia and hypomagnesemia it causes). He flagged it the first time it appeared and again three minutes later.</w:t>
       </w:r>
       <w:r>
         <w:br/>
@@ -617,7 +617,7 @@
           <w:b/>
           <w:i w:val="0"/>
         </w:rPr>
-        <w:t>repolarise</w:t>
+        <w:t>repolarize</w:t>
       </w:r>
       <w:r>
         <w:rPr>
@@ -1441,7 +1441,7 @@
           <w:b w:val="0"/>
           <w:i w:val="0"/>
         </w:rPr>
-        <w:t>“This can also be used for things like toxin-mediated diseases, because the clindamycin can actually bind to the toxin. So if you ever hear of toxic shock syndrome — or the classic sort of presentation is, a girl left in a tampon for too long and then all of a sudden gets septic shock from that, due to toxins being released by bacteria — clindamycin can be utilised for that.”</w:t>
+        <w:t>“This can also be used for things like toxin-mediated diseases, because the clindamycin can actually bind to the toxin. So if you ever hear of toxic shock syndrome — or the classic sort of presentation is, a girl left in a tampon for too long and then all of a sudden gets septic shock from that, due to toxins being released by bacteria — clindamycin can be utilized for that.”</w:t>
       </w:r>
       <w:r>
         <w:rPr>
@@ -4553,7 +4553,7 @@
                 <w:i w:val="0"/>
                 <w:sz w:val="18"/>
               </w:rPr>
-              <w:t>ANS organisation &amp; receptors</w:t>
+              <w:t>ANS organization &amp; receptors</w:t>
             </w:r>
           </w:p>
         </w:tc>
@@ -8940,45 +8940,23 @@
           <w:b w:val="0"/>
           <w:i w:val="0"/>
         </w:rPr>
-        <w:t>tools/check_pharm_wood.py</w:t>
+        <w:t xml:space="preserve"> Every quote is verified against the lecture transcript by </w:t>
       </w:r>
-    </w:p>
-    <w:p>
-      <w:pPr>
-        <w:spacing w:after="120"/>
-      </w:pPr>
       <w:r>
         <w:rPr>
+          <w:rFonts w:ascii="Consolas" w:hAnsi="Consolas"/>
           <w:b w:val="0"/>
           <w:i w:val="0"/>
+          <w:sz w:val="18"/>
         </w:rPr>
-        <w:t>← Back to Homepage</w:t>
-      </w:r>
-    </w:p>
-    <w:p>
-      <w:pPr>
-        <w:spacing w:after="120"/>
-      </w:pPr>
-      <w:r>
-        <w:rPr>
-          <w:b w:val="0"/>
-          <w:i w:val="0"/>
-        </w:rPr>
-        <w:t xml:space="preserve">★ </w:t>
+        <w:t>tools/check_pharm_wood.py</w:t>
       </w:r>
       <w:r>
         <w:rPr>
           <w:b w:val="0"/>
           <w:i w:val="0"/>
         </w:rPr>
-        <w:t>If you see any mistakes, click here to report it</w:t>
-      </w:r>
-      <w:r>
-        <w:rPr>
-          <w:b w:val="0"/>
-          <w:i w:val="0"/>
-        </w:rPr>
-        <w:t xml:space="preserve"> ★</w:t>
+        <w:t xml:space="preserve"> before this page is written. The recordings stay on the course owner's machine and are never copied into this repo. </w:t>
       </w:r>
     </w:p>
     <w:sectPr>
